--- a/Rapberry pi zero 2 w/rasp.docx
+++ b/Rapberry pi zero 2 w/rasp.docx
@@ -4,7 +4,7 @@
   <w:body>
     <w:p>
       <w:pPr>
-        <w:pStyle w:val="Style13"/>
+        <w:pStyle w:val="Style14"/>
         <w:spacing w:lineRule="auto" w:line="240" w:before="240" w:after="120"/>
         <w:rPr/>
       </w:pPr>
@@ -30,7 +30,7 @@
     </w:p>
     <w:p>
       <w:pPr>
-        <w:pStyle w:val="Normal1"/>
+        <w:pStyle w:val="LOnormal"/>
         <w:numPr>
           <w:ilvl w:val="0"/>
           <w:numId w:val="1"/>
@@ -45,7 +45,7 @@
     </w:p>
     <w:p>
       <w:pPr>
-        <w:pStyle w:val="Normal1"/>
+        <w:pStyle w:val="LOnormal"/>
         <w:numPr>
           <w:ilvl w:val="0"/>
           <w:numId w:val="1"/>
@@ -114,12 +114,11 @@
     </w:p>
     <w:p>
       <w:pPr>
-        <w:pStyle w:val="Normal1"/>
+        <w:pStyle w:val="LOnormal"/>
         <w:keepNext w:val="false"/>
         <w:keepLines w:val="false"/>
         <w:pageBreakBefore w:val="false"/>
         <w:widowControl/>
-        <w:pBdr/>
         <w:shd w:val="clear" w:fill="auto"/>
         <w:spacing w:lineRule="auto" w:line="276" w:before="0" w:after="140"/>
         <w:ind w:left="0" w:right="0" w:hanging="0"/>
@@ -198,12 +197,8 @@
     </w:p>
     <w:p>
       <w:pPr>
-        <w:pStyle w:val="Normal1"/>
-        <w:keepNext w:val="false"/>
-        <w:keepLines w:val="false"/>
-        <w:pageBreakBefore w:val="false"/>
+        <w:pStyle w:val="LOnormal"/>
         <w:widowControl/>
-        <w:pBdr/>
         <w:shd w:val="clear" w:fill="auto"/>
         <w:spacing w:lineRule="auto" w:line="276" w:before="0" w:after="140"/>
         <w:ind w:left="0" w:right="0" w:hanging="0"/>
@@ -231,7 +226,6 @@
         </w:rPr>
       </w:pPr>
       <w:r>
-        <w:rPr/>
         <w:drawing>
           <wp:anchor behindDoc="0" distT="0" distB="0" distL="0" distR="0" simplePos="0" locked="0" layoutInCell="0" allowOverlap="1" relativeHeight="3">
             <wp:simplePos x="0" y="0"/>
@@ -278,6 +272,160 @@
           </wp:anchor>
         </w:drawing>
       </w:r>
+      <w:r>
+        <w:rPr/>
+        <w:t xml:space="preserve">git, vim, vim-gtk3, openjdk-21-jdk, mvn, tmux </w:t>
+      </w:r>
+      <w:r>
+        <w:rPr>
+          <w:rFonts w:ascii="Liberation Serif" w:hAnsi="Liberation Serif" w:cs="Liberation Serif"/>
+          <w:color w:val="auto"/>
+          <w:kern w:val="0"/>
+          <w:sz w:val="24"/>
+          <w:szCs w:val="24"/>
+          <w:lang w:val="en-US" w:eastAsia="ja-JP" w:bidi="hi-IN"/>
+        </w:rPr>
+        <w:t>インストール</w:t>
+      </w:r>
+    </w:p>
+    <w:p>
+      <w:pPr>
+        <w:pStyle w:val="LOnormal"/>
+        <w:widowControl/>
+        <w:shd w:val="clear" w:fill="auto"/>
+        <w:spacing w:lineRule="auto" w:line="276" w:before="0" w:after="140"/>
+        <w:ind w:left="0" w:right="0" w:hanging="0"/>
+        <w:jc w:val="left"/>
+        <w:rPr>
+          <w:rFonts w:ascii="Liberation Serif" w:hAnsi="Liberation Serif" w:eastAsia="Liberation Serif" w:cs="Liberation Serif"/>
+          <w:b w:val="false"/>
+          <w:b w:val="false"/>
+          <w:bCs w:val="false"/>
+          <w:i w:val="false"/>
+          <w:i w:val="false"/>
+          <w:iCs w:val="false"/>
+          <w:caps w:val="false"/>
+          <w:smallCaps w:val="false"/>
+          <w:strike w:val="false"/>
+          <w:dstrike w:val="false"/>
+          <w:color w:val="000000"/>
+          <w:position w:val="0"/>
+          <w:sz w:val="24"/>
+          <w:sz w:val="24"/>
+          <w:szCs w:val="24"/>
+          <w:u w:val="none"/>
+          <w:shd w:fill="auto" w:val="clear"/>
+          <w:vertAlign w:val="baseline"/>
+        </w:rPr>
+      </w:pPr>
+      <w:r>
+        <w:rPr>
+          <w:rFonts w:eastAsia="Liberation Serif" w:cs="Liberation Serif"/>
+          <w:color w:val="auto"/>
+          <w:kern w:val="0"/>
+          <w:sz w:val="24"/>
+          <w:szCs w:val="24"/>
+          <w:lang w:val="en-US" w:eastAsia="ja-JP" w:bidi="hi-IN"/>
+        </w:rPr>
+        <w:t>git-daemo</w:t>
+      </w:r>
+      <w:r>
+        <w:rPr>
+          <w:rFonts w:ascii="Liberation Serif" w:hAnsi="Liberation Serif" w:cs="Liberation Serif"/>
+          <w:color w:val="auto"/>
+          <w:kern w:val="0"/>
+          <w:sz w:val="24"/>
+          <w:szCs w:val="24"/>
+          <w:lang w:val="en-US" w:eastAsia="ja-JP" w:bidi="hi-IN"/>
+        </w:rPr>
+        <w:t>セットアップ</w:t>
+      </w:r>
+      <w:r>
+        <w:rPr>
+          <w:rFonts w:eastAsia="Liberation Serif" w:cs="Liberation Serif"/>
+          <w:color w:val="auto"/>
+          <w:kern w:val="0"/>
+          <w:sz w:val="24"/>
+          <w:szCs w:val="24"/>
+          <w:lang w:val="en-US" w:eastAsia="ja-JP" w:bidi="hi-IN"/>
+        </w:rPr>
+        <w:t>(</w:t>
+      </w:r>
+      <w:r>
+        <w:rPr>
+          <w:rFonts w:ascii="Liberation Serif" w:hAnsi="Liberation Serif" w:cs="Liberation Serif"/>
+          <w:color w:val="auto"/>
+          <w:kern w:val="0"/>
+          <w:sz w:val="24"/>
+          <w:szCs w:val="24"/>
+          <w:lang w:val="en-US" w:eastAsia="ja-JP" w:bidi="hi-IN"/>
+        </w:rPr>
+        <w:t>リポジトリは</w:t>
+      </w:r>
+      <w:r>
+        <w:rPr>
+          <w:rFonts w:eastAsia="Liberation Serif" w:cs="Liberation Serif"/>
+          <w:color w:val="auto"/>
+          <w:kern w:val="0"/>
+          <w:sz w:val="24"/>
+          <w:szCs w:val="24"/>
+          <w:lang w:val="en-US" w:eastAsia="ja-JP" w:bidi="hi-IN"/>
+        </w:rPr>
+        <w:t>/opt/git)</w:t>
+      </w:r>
+    </w:p>
+    <w:p>
+      <w:pPr>
+        <w:pStyle w:val="LOnormal"/>
+        <w:widowControl/>
+        <w:shd w:val="clear" w:fill="auto"/>
+        <w:spacing w:lineRule="auto" w:line="276" w:before="0" w:after="140"/>
+        <w:ind w:left="0" w:right="0" w:hanging="0"/>
+        <w:jc w:val="left"/>
+        <w:rPr>
+          <w:rFonts w:ascii="Liberation Serif" w:hAnsi="Liberation Serif" w:eastAsia="Liberation Serif" w:cs="Liberation Serif"/>
+          <w:b w:val="false"/>
+          <w:b w:val="false"/>
+          <w:bCs w:val="false"/>
+          <w:i w:val="false"/>
+          <w:i w:val="false"/>
+          <w:iCs w:val="false"/>
+          <w:caps w:val="false"/>
+          <w:smallCaps w:val="false"/>
+          <w:strike w:val="false"/>
+          <w:dstrike w:val="false"/>
+          <w:color w:val="000000"/>
+          <w:position w:val="0"/>
+          <w:sz w:val="24"/>
+          <w:sz w:val="24"/>
+          <w:szCs w:val="24"/>
+          <w:u w:val="none"/>
+          <w:shd w:fill="auto" w:val="clear"/>
+          <w:vertAlign w:val="baseline"/>
+        </w:rPr>
+      </w:pPr>
+      <w:r>
+        <w:rPr>
+          <w:rFonts w:eastAsia="Liberation Serif" w:cs="Liberation Serif"/>
+          <w:color w:val="auto"/>
+          <w:kern w:val="0"/>
+          <w:sz w:val="24"/>
+          <w:szCs w:val="24"/>
+          <w:lang w:val="en-US" w:eastAsia="ja-JP" w:bidi="hi-IN"/>
+        </w:rPr>
+        <w:t xml:space="preserve">ssh saka1029@rasp.local </w:t>
+      </w:r>
+      <w:r>
+        <w:rPr>
+          <w:rFonts w:ascii="Liberation Serif" w:hAnsi="Liberation Serif" w:cs="Liberation Serif"/>
+          <w:color w:val="auto"/>
+          <w:kern w:val="0"/>
+          <w:sz w:val="24"/>
+          <w:szCs w:val="24"/>
+          <w:lang w:val="en-US" w:eastAsia="ja-JP" w:bidi="hi-IN"/>
+        </w:rPr>
+        <w:t>でログインできる。</w:t>
+      </w:r>
     </w:p>
     <w:sectPr>
       <w:type w:val="nextPage"/>
@@ -563,6 +711,7 @@
     <w:qFormat/>
     <w:pPr>
       <w:widowControl/>
+      <w:suppressAutoHyphens w:val="true"/>
       <w:bidi w:val="0"/>
       <w:spacing w:before="0" w:after="0"/>
       <w:jc w:val="left"/>
@@ -578,8 +727,8 @@
   </w:style>
   <w:style w:type="paragraph" w:styleId="1">
     <w:name w:val="Heading 1"/>
-    <w:basedOn w:val="Normal1"/>
-    <w:next w:val="Normal1"/>
+    <w:basedOn w:val="LOnormal"/>
+    <w:next w:val="LOnormal"/>
     <w:qFormat/>
     <w:pPr>
       <w:keepNext w:val="true"/>
@@ -596,8 +745,8 @@
   </w:style>
   <w:style w:type="paragraph" w:styleId="2">
     <w:name w:val="Heading 2"/>
-    <w:basedOn w:val="Normal1"/>
-    <w:next w:val="Normal1"/>
+    <w:basedOn w:val="LOnormal"/>
+    <w:next w:val="LOnormal"/>
     <w:qFormat/>
     <w:pPr>
       <w:keepNext w:val="true"/>
@@ -614,8 +763,8 @@
   </w:style>
   <w:style w:type="paragraph" w:styleId="3">
     <w:name w:val="Heading 3"/>
-    <w:basedOn w:val="Normal1"/>
-    <w:next w:val="Normal1"/>
+    <w:basedOn w:val="LOnormal"/>
+    <w:next w:val="LOnormal"/>
     <w:qFormat/>
     <w:pPr>
       <w:keepNext w:val="true"/>
@@ -632,8 +781,8 @@
   </w:style>
   <w:style w:type="paragraph" w:styleId="4">
     <w:name w:val="Heading 4"/>
-    <w:basedOn w:val="Normal1"/>
-    <w:next w:val="Normal1"/>
+    <w:basedOn w:val="LOnormal"/>
+    <w:next w:val="LOnormal"/>
     <w:qFormat/>
     <w:pPr>
       <w:keepNext w:val="true"/>
@@ -650,8 +799,8 @@
   </w:style>
   <w:style w:type="paragraph" w:styleId="5">
     <w:name w:val="Heading 5"/>
-    <w:basedOn w:val="Normal1"/>
-    <w:next w:val="Normal1"/>
+    <w:basedOn w:val="LOnormal"/>
+    <w:next w:val="LOnormal"/>
     <w:qFormat/>
     <w:pPr>
       <w:keepNext w:val="true"/>
@@ -668,8 +817,8 @@
   </w:style>
   <w:style w:type="paragraph" w:styleId="6">
     <w:name w:val="Heading 6"/>
-    <w:basedOn w:val="Normal1"/>
-    <w:next w:val="Normal1"/>
+    <w:basedOn w:val="LOnormal"/>
+    <w:next w:val="LOnormal"/>
     <w:qFormat/>
     <w:pPr>
       <w:keepNext w:val="true"/>
@@ -684,10 +833,17 @@
       <w:szCs w:val="20"/>
     </w:rPr>
   </w:style>
-  <w:style w:type="paragraph" w:styleId="Style8">
+  <w:style w:type="character" w:styleId="Style8">
+    <w:name w:val="インターネットリンク"/>
+    <w:rPr>
+      <w:color w:val="000080"/>
+      <w:u w:val="single"/>
+    </w:rPr>
+  </w:style>
+  <w:style w:type="paragraph" w:styleId="Style9">
     <w:name w:val="見出し"/>
     <w:basedOn w:val="Normal"/>
-    <w:next w:val="Style9"/>
+    <w:next w:val="Style10"/>
     <w:qFormat/>
     <w:pPr>
       <w:keepNext w:val="true"/>
@@ -699,7 +855,7 @@
       <w:szCs w:val="28"/>
     </w:rPr>
   </w:style>
-  <w:style w:type="paragraph" w:styleId="Style9">
+  <w:style w:type="paragraph" w:styleId="Style10">
     <w:name w:val="Body Text"/>
     <w:basedOn w:val="Normal"/>
     <w:pPr>
@@ -707,15 +863,15 @@
     </w:pPr>
     <w:rPr/>
   </w:style>
-  <w:style w:type="paragraph" w:styleId="Style10">
+  <w:style w:type="paragraph" w:styleId="Style11">
     <w:name w:val="List"/>
-    <w:basedOn w:val="Style9"/>
+    <w:basedOn w:val="Style10"/>
     <w:pPr/>
     <w:rPr>
       <w:rFonts w:cs="TakaoPGothic"/>
     </w:rPr>
   </w:style>
-  <w:style w:type="paragraph" w:styleId="Style11">
+  <w:style w:type="paragraph" w:styleId="Style12">
     <w:name w:val="Caption"/>
     <w:basedOn w:val="Normal"/>
     <w:qFormat/>
@@ -731,7 +887,7 @@
       <w:szCs w:val="24"/>
     </w:rPr>
   </w:style>
-  <w:style w:type="paragraph" w:styleId="Style12">
+  <w:style w:type="paragraph" w:styleId="Style13">
     <w:name w:val="索引"/>
     <w:basedOn w:val="Normal"/>
     <w:qFormat/>
@@ -742,11 +898,12 @@
       <w:rFonts w:cs="TakaoPGothic"/>
     </w:rPr>
   </w:style>
-  <w:style w:type="paragraph" w:styleId="Normal1" w:default="1">
+  <w:style w:type="paragraph" w:styleId="LOnormal" w:default="1">
     <w:name w:val="LO-normal"/>
     <w:qFormat/>
     <w:pPr>
       <w:widowControl/>
+      <w:suppressAutoHyphens w:val="true"/>
       <w:bidi w:val="0"/>
       <w:spacing w:before="0" w:after="0"/>
       <w:jc w:val="left"/>
@@ -760,10 +917,10 @@
       <w:lang w:val="en-US" w:eastAsia="ja-JP" w:bidi="hi-IN"/>
     </w:rPr>
   </w:style>
-  <w:style w:type="paragraph" w:styleId="Style13">
+  <w:style w:type="paragraph" w:styleId="Style14">
     <w:name w:val="Title"/>
-    <w:basedOn w:val="Normal1"/>
-    <w:next w:val="Normal1"/>
+    <w:basedOn w:val="LOnormal"/>
+    <w:next w:val="LOnormal"/>
     <w:qFormat/>
     <w:pPr>
       <w:keepNext w:val="true"/>
@@ -778,10 +935,10 @@
       <w:szCs w:val="56"/>
     </w:rPr>
   </w:style>
-  <w:style w:type="paragraph" w:styleId="Style14">
+  <w:style w:type="paragraph" w:styleId="Style15">
     <w:name w:val="Subtitle"/>
-    <w:basedOn w:val="Normal1"/>
-    <w:next w:val="Normal1"/>
+    <w:basedOn w:val="LOnormal"/>
+    <w:next w:val="LOnormal"/>
     <w:qFormat/>
     <w:pPr>
       <w:keepNext w:val="true"/>
